--- a/latestCV/Maninder-Singh-MEAN-Stack-Developer.docx
+++ b/latestCV/Maninder-Singh-MEAN-Stack-Developer.docx
@@ -69,7 +69,7 @@
         </w:rPr>
         <w:t xml:space="preserve">  |  </w:t>
       </w:r>
-      <w:hyperlink w:history="1" r:id="rIdfuzla6oanzggxzm2rhszs">
+      <w:hyperlink w:history="1" r:id="rIdjiny25fvfztvcjcfu0o-e">
         <w:r>
           <w:rPr>
             <w:b/>
@@ -91,7 +91,7 @@
         </w:rPr>
         <w:t xml:space="preserve">  |  </w:t>
       </w:r>
-      <w:hyperlink w:history="1" r:id="rIdrascrgckwdczgvktu-coz">
+      <w:hyperlink w:history="1" r:id="rIdgii6nrymlyscjtmfchqpv">
         <w:r>
           <w:rPr>
             <w:b/>
@@ -1120,7 +1120,7 @@
         </w:numPr>
         <w:spacing w:after="20"/>
       </w:pPr>
-      <w:hyperlink w:history="1" r:id="rIdgdxhcrex-sxq9xoco8jjj">
+      <w:hyperlink w:history="1" r:id="rIddy7kitzar4pxvs2-s54qf">
         <w:r>
           <w:rPr>
             <w:b/>
@@ -1152,7 +1152,7 @@
         </w:numPr>
         <w:spacing w:after="20"/>
       </w:pPr>
-      <w:hyperlink w:history="1" r:id="rIdbqsoyt0t330or8r0g4a7g">
+      <w:hyperlink w:history="1" r:id="rIdbbc-_c3xql0-kwi_0oc3o">
         <w:r>
           <w:rPr>
             <w:b/>
@@ -1184,7 +1184,7 @@
         </w:numPr>
         <w:spacing w:after="20"/>
       </w:pPr>
-      <w:hyperlink w:history="1" r:id="rIdf7ccf5igsjsfxibzp1_ty">
+      <w:hyperlink w:history="1" r:id="rIdzz_qhcxlnwzmfeu_1ye03">
         <w:r>
           <w:rPr>
             <w:b/>
@@ -1232,7 +1232,7 @@
         </w:numPr>
         <w:spacing w:after="20"/>
       </w:pPr>
-      <w:hyperlink w:history="1" r:id="rIdgrbfx6zq36bqexfdxgjrl">
+      <w:hyperlink w:history="1" r:id="rIdw4mqwtupasrrg4zkj4-rw">
         <w:r>
           <w:rPr>
             <w:b/>
@@ -1264,7 +1264,7 @@
         </w:numPr>
         <w:spacing w:after="20"/>
       </w:pPr>
-      <w:hyperlink w:history="1" r:id="rIdzvshuvvbqgsk3yl1m-udw">
+      <w:hyperlink w:history="1" r:id="rIdk9o-3r-ro2pu7j4w4vicx">
         <w:r>
           <w:rPr>
             <w:b/>
@@ -1296,7 +1296,7 @@
         </w:numPr>
         <w:spacing w:after="20"/>
       </w:pPr>
-      <w:hyperlink w:history="1" r:id="rIdowufsyc9fskfzgzl97pn1">
+      <w:hyperlink w:history="1" r:id="rIdjqiqqbd229hymz9k5ch5a">
         <w:r>
           <w:rPr>
             <w:b/>
@@ -1328,7 +1328,7 @@
         </w:numPr>
         <w:spacing w:after="20"/>
       </w:pPr>
-      <w:hyperlink w:history="1" r:id="rIdos6eueajtaxhn4w2zhjud">
+      <w:hyperlink w:history="1" r:id="rIdfczp6cmok_fcyvhg3dhb9">
         <w:r>
           <w:rPr>
             <w:b/>
@@ -1360,7 +1360,7 @@
         </w:numPr>
         <w:spacing w:after="20"/>
       </w:pPr>
-      <w:hyperlink w:history="1" r:id="rIdkfno0y_iyuooaanrq4erb">
+      <w:hyperlink w:history="1" r:id="rIdh6jxvpqv-fhwidtb9l2r7">
         <w:r>
           <w:rPr>
             <w:b/>
@@ -1392,7 +1392,7 @@
         </w:numPr>
         <w:spacing w:after="20"/>
       </w:pPr>
-      <w:hyperlink w:history="1" r:id="rIdf1xlomoqmwhouenomrllm">
+      <w:hyperlink w:history="1" r:id="rIdvxw4r-xkn1cu2glw1toju">
         <w:r>
           <w:rPr>
             <w:b/>
@@ -1440,7 +1440,7 @@
         </w:numPr>
         <w:spacing w:after="20"/>
       </w:pPr>
-      <w:hyperlink w:history="1" r:id="rIdzoixaoltigoctb3ehjz4g">
+      <w:hyperlink w:history="1" r:id="rIdzcijbpq63ddkkyswvgica">
         <w:r>
           <w:rPr>
             <w:b/>
@@ -1472,7 +1472,7 @@
         </w:numPr>
         <w:spacing w:after="20"/>
       </w:pPr>
-      <w:hyperlink w:history="1" r:id="rIdpapdxlx944fubvjutexlv">
+      <w:hyperlink w:history="1" r:id="rIdrxzu58f6ir_fnvh_nurnl">
         <w:r>
           <w:rPr>
             <w:b/>
@@ -1504,7 +1504,7 @@
         </w:numPr>
         <w:spacing w:after="20"/>
       </w:pPr>
-      <w:hyperlink w:history="1" r:id="rId7mhkdpdltfp-ij1k0ref4">
+      <w:hyperlink w:history="1" r:id="rIdspbqobb0mfy6pya5m8ves">
         <w:r>
           <w:rPr>
             <w:b/>
@@ -1672,7 +1672,7 @@
         </w:numPr>
         <w:spacing w:after="20"/>
       </w:pPr>
-      <w:hyperlink w:history="1" r:id="rId1mvbw5jlaj0figi7c5tzq">
+      <w:hyperlink w:history="1" r:id="rIdfidhnqfscl-dc5ti8hwtp">
         <w:r>
           <w:rPr>
             <w:b/>
@@ -1704,7 +1704,7 @@
         </w:numPr>
         <w:spacing w:after="20"/>
       </w:pPr>
-      <w:hyperlink w:history="1" r:id="rIdglxddwo8bjnxg1qq0me3c">
+      <w:hyperlink w:history="1" r:id="rIdxglbe_h-tdwm7pu3wlwsz">
         <w:r>
           <w:rPr>
             <w:b/>
@@ -1752,7 +1752,7 @@
         </w:numPr>
         <w:spacing w:after="20"/>
       </w:pPr>
-      <w:hyperlink w:history="1" r:id="rIdgiwwojlg0xvqs3zbjwvbr">
+      <w:hyperlink w:history="1" r:id="rIdrbabaaan8p-e339bl-ivk">
         <w:r>
           <w:rPr>
             <w:b/>
@@ -1784,7 +1784,7 @@
         </w:numPr>
         <w:spacing w:after="20"/>
       </w:pPr>
-      <w:hyperlink w:history="1" r:id="rIdi3ckqdxshmcxfrw2jpif8">
+      <w:hyperlink w:history="1" r:id="rIdxlozyqwqvznleejuiz_iw">
         <w:r>
           <w:rPr>
             <w:b/>
@@ -1816,7 +1816,7 @@
         </w:numPr>
         <w:spacing w:after="20"/>
       </w:pPr>
-      <w:hyperlink w:history="1" r:id="rIduq68wsc-nvw9wmjuvsmkh">
+      <w:hyperlink w:history="1" r:id="rIdthxfplqpy9xnq1hcgy-6n">
         <w:r>
           <w:rPr>
             <w:b/>
@@ -1878,7 +1878,7 @@
         </w:numPr>
         <w:spacing w:after="20"/>
       </w:pPr>
-      <w:hyperlink w:history="1" r:id="rIdvxasuosjoowujud3mipkm">
+      <w:hyperlink w:history="1" r:id="rIduovld3ncxcdtpgmh1mrcv">
         <w:r>
           <w:rPr>
             <w:b/>
@@ -1910,7 +1910,7 @@
         </w:numPr>
         <w:spacing w:after="20"/>
       </w:pPr>
-      <w:hyperlink w:history="1" r:id="rIdfjl4friaaywdvillcdbue">
+      <w:hyperlink w:history="1" r:id="rIdweiaofnecyv4cyup97whj">
         <w:r>
           <w:rPr>
             <w:b/>
@@ -1958,7 +1958,7 @@
         </w:numPr>
         <w:spacing w:after="20"/>
       </w:pPr>
-      <w:hyperlink w:history="1" r:id="rId8j1iwjwyukdwq70i2flfk">
+      <w:hyperlink w:history="1" r:id="rIdlgpuwdkj957skwq1junnb">
         <w:r>
           <w:rPr>
             <w:b/>
@@ -1990,7 +1990,7 @@
         </w:numPr>
         <w:spacing w:after="20"/>
       </w:pPr>
-      <w:hyperlink w:history="1" r:id="rIdeisig_4i_n2el7q91kzmi">
+      <w:hyperlink w:history="1" r:id="rIdrwnfrgpqpdwfw3vk6jypr">
         <w:r>
           <w:rPr>
             <w:b/>

--- a/latestCV/Maninder-Singh-MEAN-Stack-Developer.docx
+++ b/latestCV/Maninder-Singh-MEAN-Stack-Developer.docx
@@ -69,19 +69,17 @@
         </w:rPr>
         <w:t xml:space="preserve">  |  </w:t>
       </w:r>
-      <w:hyperlink w:history="1" r:id="rIdjiny25fvfztvcjcfu0o-e">
-        <w:r>
-          <w:rPr>
-            <w:b/>
-            <w:bCs/>
-            <w:color w:val="333333"/>
-            <w:sz w:val="20"/>
-            <w:szCs w:val="20"/>
-            <w:rFonts w:ascii="Calibri" w:cs="Calibri" w:eastAsia="Calibri" w:hAnsi="Calibri"/>
-          </w:rPr>
-          <w:t xml:space="preserve">maninder6005@gmail.com</w:t>
-        </w:r>
-      </w:hyperlink>
+      <w:r>
+        <w:rPr>
+          <w:b/>
+          <w:bCs/>
+          <w:color w:val="333333"/>
+          <w:sz w:val="20"/>
+          <w:szCs w:val="20"/>
+          <w:rFonts w:ascii="Calibri" w:cs="Calibri" w:eastAsia="Calibri" w:hAnsi="Calibri"/>
+        </w:rPr>
+        <w:t xml:space="preserve">maninder6005@gmail.com</w:t>
+      </w:r>
       <w:r>
         <w:rPr>
           <w:color w:val="B4A7D6"/>
@@ -91,19 +89,17 @@
         </w:rPr>
         <w:t xml:space="preserve">  |  </w:t>
       </w:r>
-      <w:hyperlink w:history="1" r:id="rIdgii6nrymlyscjtmfchqpv">
-        <w:r>
-          <w:rPr>
-            <w:b/>
-            <w:bCs/>
-            <w:color w:val="333333"/>
-            <w:sz w:val="20"/>
-            <w:szCs w:val="20"/>
-            <w:rFonts w:ascii="Calibri" w:cs="Calibri" w:eastAsia="Calibri" w:hAnsi="Calibri"/>
-          </w:rPr>
-          <w:t xml:space="preserve">linkedin.com/in/maninder0000</w:t>
-        </w:r>
-      </w:hyperlink>
+      <w:r>
+        <w:rPr>
+          <w:b/>
+          <w:bCs/>
+          <w:color w:val="333333"/>
+          <w:sz w:val="20"/>
+          <w:szCs w:val="20"/>
+          <w:rFonts w:ascii="Calibri" w:cs="Calibri" w:eastAsia="Calibri" w:hAnsi="Calibri"/>
+        </w:rPr>
+        <w:t xml:space="preserve">linkedin.com/in/maninder0000</w:t>
+      </w:r>
       <w:r>
         <w:rPr>
           <w:color w:val="B4A7D6"/>
@@ -1120,19 +1116,17 @@
         </w:numPr>
         <w:spacing w:after="20"/>
       </w:pPr>
-      <w:hyperlink w:history="1" r:id="rIddy7kitzar4pxvs2-s54qf">
-        <w:r>
-          <w:rPr>
-            <w:b/>
-            <w:bCs/>
-            <w:color w:val="5B4B8A"/>
-            <w:sz w:val="20"/>
-            <w:szCs w:val="20"/>
-            <w:rFonts w:ascii="Calibri" w:cs="Calibri" w:eastAsia="Calibri" w:hAnsi="Calibri"/>
-          </w:rPr>
-          <w:t xml:space="preserve">providerpassport.io</w:t>
-        </w:r>
-      </w:hyperlink>
+      <w:r>
+        <w:rPr>
+          <w:b/>
+          <w:bCs/>
+          <w:color w:val="5B4B8A"/>
+          <w:sz w:val="20"/>
+          <w:szCs w:val="20"/>
+          <w:rFonts w:ascii="Calibri" w:cs="Calibri" w:eastAsia="Calibri" w:hAnsi="Calibri"/>
+        </w:rPr>
+        <w:t xml:space="preserve">providerpassport.io</w:t>
+      </w:r>
       <w:r>
         <w:rPr>
           <w:color w:val="222222"/>
@@ -1152,19 +1146,17 @@
         </w:numPr>
         <w:spacing w:after="20"/>
       </w:pPr>
-      <w:hyperlink w:history="1" r:id="rIdbbc-_c3xql0-kwi_0oc3o">
-        <w:r>
-          <w:rPr>
-            <w:b/>
-            <w:bCs/>
-            <w:color w:val="5B4B8A"/>
-            <w:sz w:val="20"/>
-            <w:szCs w:val="20"/>
-            <w:rFonts w:ascii="Calibri" w:cs="Calibri" w:eastAsia="Calibri" w:hAnsi="Calibri"/>
-          </w:rPr>
-          <w:t xml:space="preserve">staff.mca.ca</w:t>
-        </w:r>
-      </w:hyperlink>
+      <w:r>
+        <w:rPr>
+          <w:b/>
+          <w:bCs/>
+          <w:color w:val="5B4B8A"/>
+          <w:sz w:val="20"/>
+          <w:szCs w:val="20"/>
+          <w:rFonts w:ascii="Calibri" w:cs="Calibri" w:eastAsia="Calibri" w:hAnsi="Calibri"/>
+        </w:rPr>
+        <w:t xml:space="preserve">staff.mca.ca</w:t>
+      </w:r>
       <w:r>
         <w:rPr>
           <w:color w:val="222222"/>
@@ -1184,19 +1176,17 @@
         </w:numPr>
         <w:spacing w:after="20"/>
       </w:pPr>
-      <w:hyperlink w:history="1" r:id="rIdzz_qhcxlnwzmfeu_1ye03">
-        <w:r>
-          <w:rPr>
-            <w:b/>
-            <w:bCs/>
-            <w:color w:val="5B4B8A"/>
-            <w:sz w:val="20"/>
-            <w:szCs w:val="20"/>
-            <w:rFonts w:ascii="Calibri" w:cs="Calibri" w:eastAsia="Calibri" w:hAnsi="Calibri"/>
-          </w:rPr>
-          <w:t xml:space="preserve">app.missionalagents.com</w:t>
-        </w:r>
-      </w:hyperlink>
+      <w:r>
+        <w:rPr>
+          <w:b/>
+          <w:bCs/>
+          <w:color w:val="5B4B8A"/>
+          <w:sz w:val="20"/>
+          <w:szCs w:val="20"/>
+          <w:rFonts w:ascii="Calibri" w:cs="Calibri" w:eastAsia="Calibri" w:hAnsi="Calibri"/>
+        </w:rPr>
+        <w:t xml:space="preserve">app.missionalagents.com</w:t>
+      </w:r>
       <w:r>
         <w:rPr>
           <w:color w:val="222222"/>
@@ -1232,19 +1222,17 @@
         </w:numPr>
         <w:spacing w:after="20"/>
       </w:pPr>
-      <w:hyperlink w:history="1" r:id="rIdw4mqwtupasrrg4zkj4-rw">
-        <w:r>
-          <w:rPr>
-            <w:b/>
-            <w:bCs/>
-            <w:color w:val="5B4B8A"/>
-            <w:sz w:val="20"/>
-            <w:szCs w:val="20"/>
-            <w:rFonts w:ascii="Calibri" w:cs="Calibri" w:eastAsia="Calibri" w:hAnsi="Calibri"/>
-          </w:rPr>
-          <w:t xml:space="preserve">koffer-to-go.de</w:t>
-        </w:r>
-      </w:hyperlink>
+      <w:r>
+        <w:rPr>
+          <w:b/>
+          <w:bCs/>
+          <w:color w:val="5B4B8A"/>
+          <w:sz w:val="20"/>
+          <w:szCs w:val="20"/>
+          <w:rFonts w:ascii="Calibri" w:cs="Calibri" w:eastAsia="Calibri" w:hAnsi="Calibri"/>
+        </w:rPr>
+        <w:t xml:space="preserve">koffer-to-go.de</w:t>
+      </w:r>
       <w:r>
         <w:rPr>
           <w:color w:val="222222"/>
@@ -1264,19 +1252,17 @@
         </w:numPr>
         <w:spacing w:after="20"/>
       </w:pPr>
-      <w:hyperlink w:history="1" r:id="rIdk9o-3r-ro2pu7j4w4vicx">
-        <w:r>
-          <w:rPr>
-            <w:b/>
-            <w:bCs/>
-            <w:color w:val="5B4B8A"/>
-            <w:sz w:val="20"/>
-            <w:szCs w:val="20"/>
-            <w:rFonts w:ascii="Calibri" w:cs="Calibri" w:eastAsia="Calibri" w:hAnsi="Calibri"/>
-          </w:rPr>
-          <w:t xml:space="preserve">frostkrone.de</w:t>
-        </w:r>
-      </w:hyperlink>
+      <w:r>
+        <w:rPr>
+          <w:b/>
+          <w:bCs/>
+          <w:color w:val="5B4B8A"/>
+          <w:sz w:val="20"/>
+          <w:szCs w:val="20"/>
+          <w:rFonts w:ascii="Calibri" w:cs="Calibri" w:eastAsia="Calibri" w:hAnsi="Calibri"/>
+        </w:rPr>
+        <w:t xml:space="preserve">frostkrone.de</w:t>
+      </w:r>
       <w:r>
         <w:rPr>
           <w:color w:val="222222"/>
@@ -1296,19 +1282,17 @@
         </w:numPr>
         <w:spacing w:after="20"/>
       </w:pPr>
-      <w:hyperlink w:history="1" r:id="rIdjqiqqbd229hymz9k5ch5a">
-        <w:r>
-          <w:rPr>
-            <w:b/>
-            <w:bCs/>
-            <w:color w:val="5B4B8A"/>
-            <w:sz w:val="20"/>
-            <w:szCs w:val="20"/>
-            <w:rFonts w:ascii="Calibri" w:cs="Calibri" w:eastAsia="Calibri" w:hAnsi="Calibri"/>
-          </w:rPr>
-          <w:t xml:space="preserve">meentzen.de</w:t>
-        </w:r>
-      </w:hyperlink>
+      <w:r>
+        <w:rPr>
+          <w:b/>
+          <w:bCs/>
+          <w:color w:val="5B4B8A"/>
+          <w:sz w:val="20"/>
+          <w:szCs w:val="20"/>
+          <w:rFonts w:ascii="Calibri" w:cs="Calibri" w:eastAsia="Calibri" w:hAnsi="Calibri"/>
+        </w:rPr>
+        <w:t xml:space="preserve">meentzen.de</w:t>
+      </w:r>
       <w:r>
         <w:rPr>
           <w:color w:val="222222"/>
@@ -1328,19 +1312,17 @@
         </w:numPr>
         <w:spacing w:after="20"/>
       </w:pPr>
-      <w:hyperlink w:history="1" r:id="rIdfczp6cmok_fcyvhg3dhb9">
-        <w:r>
-          <w:rPr>
-            <w:b/>
-            <w:bCs/>
-            <w:color w:val="5B4B8A"/>
-            <w:sz w:val="20"/>
-            <w:szCs w:val="20"/>
-            <w:rFonts w:ascii="Calibri" w:cs="Calibri" w:eastAsia="Calibri" w:hAnsi="Calibri"/>
-          </w:rPr>
-          <w:t xml:space="preserve">rbb-online-shop.de</w:t>
-        </w:r>
-      </w:hyperlink>
+      <w:r>
+        <w:rPr>
+          <w:b/>
+          <w:bCs/>
+          <w:color w:val="5B4B8A"/>
+          <w:sz w:val="20"/>
+          <w:szCs w:val="20"/>
+          <w:rFonts w:ascii="Calibri" w:cs="Calibri" w:eastAsia="Calibri" w:hAnsi="Calibri"/>
+        </w:rPr>
+        <w:t xml:space="preserve">rbb-online-shop.de</w:t>
+      </w:r>
       <w:r>
         <w:rPr>
           <w:color w:val="222222"/>
@@ -1360,19 +1342,17 @@
         </w:numPr>
         <w:spacing w:after="20"/>
       </w:pPr>
-      <w:hyperlink w:history="1" r:id="rIdh6jxvpqv-fhwidtb9l2r7">
-        <w:r>
-          <w:rPr>
-            <w:b/>
-            <w:bCs/>
-            <w:color w:val="5B4B8A"/>
-            <w:sz w:val="20"/>
-            <w:szCs w:val="20"/>
-            <w:rFonts w:ascii="Calibri" w:cs="Calibri" w:eastAsia="Calibri" w:hAnsi="Calibri"/>
-          </w:rPr>
-          <w:t xml:space="preserve">sassyclassy.de</w:t>
-        </w:r>
-      </w:hyperlink>
+      <w:r>
+        <w:rPr>
+          <w:b/>
+          <w:bCs/>
+          <w:color w:val="5B4B8A"/>
+          <w:sz w:val="20"/>
+          <w:szCs w:val="20"/>
+          <w:rFonts w:ascii="Calibri" w:cs="Calibri" w:eastAsia="Calibri" w:hAnsi="Calibri"/>
+        </w:rPr>
+        <w:t xml:space="preserve">sassyclassy.de</w:t>
+      </w:r>
       <w:r>
         <w:rPr>
           <w:color w:val="222222"/>
@@ -1392,19 +1372,17 @@
         </w:numPr>
         <w:spacing w:after="20"/>
       </w:pPr>
-      <w:hyperlink w:history="1" r:id="rIdvxw4r-xkn1cu2glw1toju">
-        <w:r>
-          <w:rPr>
-            <w:b/>
-            <w:bCs/>
-            <w:color w:val="5B4B8A"/>
-            <w:sz w:val="20"/>
-            <w:szCs w:val="20"/>
-            <w:rFonts w:ascii="Calibri" w:cs="Calibri" w:eastAsia="Calibri" w:hAnsi="Calibri"/>
-          </w:rPr>
-          <w:t xml:space="preserve">val-store.com</w:t>
-        </w:r>
-      </w:hyperlink>
+      <w:r>
+        <w:rPr>
+          <w:b/>
+          <w:bCs/>
+          <w:color w:val="5B4B8A"/>
+          <w:sz w:val="20"/>
+          <w:szCs w:val="20"/>
+          <w:rFonts w:ascii="Calibri" w:cs="Calibri" w:eastAsia="Calibri" w:hAnsi="Calibri"/>
+        </w:rPr>
+        <w:t xml:space="preserve">val-store.com</w:t>
+      </w:r>
       <w:r>
         <w:rPr>
           <w:color w:val="222222"/>
@@ -1440,19 +1418,17 @@
         </w:numPr>
         <w:spacing w:after="20"/>
       </w:pPr>
-      <w:hyperlink w:history="1" r:id="rIdzcijbpq63ddkkyswvgica">
-        <w:r>
-          <w:rPr>
-            <w:b/>
-            <w:bCs/>
-            <w:color w:val="5B4B8A"/>
-            <w:sz w:val="20"/>
-            <w:szCs w:val="20"/>
-            <w:rFonts w:ascii="Calibri" w:cs="Calibri" w:eastAsia="Calibri" w:hAnsi="Calibri"/>
-          </w:rPr>
-          <w:t xml:space="preserve">schmetterling.de</w:t>
-        </w:r>
-      </w:hyperlink>
+      <w:r>
+        <w:rPr>
+          <w:b/>
+          <w:bCs/>
+          <w:color w:val="5B4B8A"/>
+          <w:sz w:val="20"/>
+          <w:szCs w:val="20"/>
+          <w:rFonts w:ascii="Calibri" w:cs="Calibri" w:eastAsia="Calibri" w:hAnsi="Calibri"/>
+        </w:rPr>
+        <w:t xml:space="preserve">schmetterling.de</w:t>
+      </w:r>
       <w:r>
         <w:rPr>
           <w:color w:val="222222"/>
@@ -1472,19 +1448,17 @@
         </w:numPr>
         <w:spacing w:after="20"/>
       </w:pPr>
-      <w:hyperlink w:history="1" r:id="rIdrxzu58f6ir_fnvh_nurnl">
-        <w:r>
-          <w:rPr>
-            <w:b/>
-            <w:bCs/>
-            <w:color w:val="5B4B8A"/>
-            <w:sz w:val="20"/>
-            <w:szCs w:val="20"/>
-            <w:rFonts w:ascii="Calibri" w:cs="Calibri" w:eastAsia="Calibri" w:hAnsi="Calibri"/>
-          </w:rPr>
-          <w:t xml:space="preserve">locumbay.com</w:t>
-        </w:r>
-      </w:hyperlink>
+      <w:r>
+        <w:rPr>
+          <w:b/>
+          <w:bCs/>
+          <w:color w:val="5B4B8A"/>
+          <w:sz w:val="20"/>
+          <w:szCs w:val="20"/>
+          <w:rFonts w:ascii="Calibri" w:cs="Calibri" w:eastAsia="Calibri" w:hAnsi="Calibri"/>
+        </w:rPr>
+        <w:t xml:space="preserve">locumbay.com</w:t>
+      </w:r>
       <w:r>
         <w:rPr>
           <w:color w:val="222222"/>
@@ -1504,19 +1478,17 @@
         </w:numPr>
         <w:spacing w:after="20"/>
       </w:pPr>
-      <w:hyperlink w:history="1" r:id="rIdspbqobb0mfy6pya5m8ves">
-        <w:r>
-          <w:rPr>
-            <w:b/>
-            <w:bCs/>
-            <w:color w:val="5B4B8A"/>
-            <w:sz w:val="20"/>
-            <w:szCs w:val="20"/>
-            <w:rFonts w:ascii="Calibri" w:cs="Calibri" w:eastAsia="Calibri" w:hAnsi="Calibri"/>
-          </w:rPr>
-          <w:t xml:space="preserve">local-brand-x.com</w:t>
-        </w:r>
-      </w:hyperlink>
+      <w:r>
+        <w:rPr>
+          <w:b/>
+          <w:bCs/>
+          <w:color w:val="5B4B8A"/>
+          <w:sz w:val="20"/>
+          <w:szCs w:val="20"/>
+          <w:rFonts w:ascii="Calibri" w:cs="Calibri" w:eastAsia="Calibri" w:hAnsi="Calibri"/>
+        </w:rPr>
+        <w:t xml:space="preserve">local-brand-x.com</w:t>
+      </w:r>
       <w:r>
         <w:rPr>
           <w:color w:val="222222"/>
@@ -1672,19 +1644,17 @@
         </w:numPr>
         <w:spacing w:after="20"/>
       </w:pPr>
-      <w:hyperlink w:history="1" r:id="rIdfidhnqfscl-dc5ti8hwtp">
-        <w:r>
-          <w:rPr>
-            <w:b/>
-            <w:bCs/>
-            <w:color w:val="5B4B8A"/>
-            <w:sz w:val="20"/>
-            <w:szCs w:val="20"/>
-            <w:rFonts w:ascii="Calibri" w:cs="Calibri" w:eastAsia="Calibri" w:hAnsi="Calibri"/>
-          </w:rPr>
-          <w:t xml:space="preserve">Guild</w:t>
-        </w:r>
-      </w:hyperlink>
+      <w:r>
+        <w:rPr>
+          <w:b/>
+          <w:bCs/>
+          <w:color w:val="5B4B8A"/>
+          <w:sz w:val="20"/>
+          <w:szCs w:val="20"/>
+          <w:rFonts w:ascii="Calibri" w:cs="Calibri" w:eastAsia="Calibri" w:hAnsi="Calibri"/>
+        </w:rPr>
+        <w:t xml:space="preserve">Guild</w:t>
+      </w:r>
       <w:r>
         <w:rPr>
           <w:color w:val="222222"/>
@@ -1704,19 +1674,17 @@
         </w:numPr>
         <w:spacing w:after="20"/>
       </w:pPr>
-      <w:hyperlink w:history="1" r:id="rIdxglbe_h-tdwm7pu3wlwsz">
-        <w:r>
-          <w:rPr>
-            <w:b/>
-            <w:bCs/>
-            <w:color w:val="5B4B8A"/>
-            <w:sz w:val="20"/>
-            <w:szCs w:val="20"/>
-            <w:rFonts w:ascii="Calibri" w:cs="Calibri" w:eastAsia="Calibri" w:hAnsi="Calibri"/>
-          </w:rPr>
-          <w:t xml:space="preserve">triceraprint.com</w:t>
-        </w:r>
-      </w:hyperlink>
+      <w:r>
+        <w:rPr>
+          <w:b/>
+          <w:bCs/>
+          <w:color w:val="5B4B8A"/>
+          <w:sz w:val="20"/>
+          <w:szCs w:val="20"/>
+          <w:rFonts w:ascii="Calibri" w:cs="Calibri" w:eastAsia="Calibri" w:hAnsi="Calibri"/>
+        </w:rPr>
+        <w:t xml:space="preserve">triceraprint.com</w:t>
+      </w:r>
       <w:r>
         <w:rPr>
           <w:color w:val="222222"/>
@@ -1752,19 +1720,17 @@
         </w:numPr>
         <w:spacing w:after="20"/>
       </w:pPr>
-      <w:hyperlink w:history="1" r:id="rIdrbabaaan8p-e339bl-ivk">
-        <w:r>
-          <w:rPr>
-            <w:b/>
-            <w:bCs/>
-            <w:color w:val="5B4B8A"/>
-            <w:sz w:val="20"/>
-            <w:szCs w:val="20"/>
-            <w:rFonts w:ascii="Calibri" w:cs="Calibri" w:eastAsia="Calibri" w:hAnsi="Calibri"/>
-          </w:rPr>
-          <w:t xml:space="preserve">wpempirebuilder.com</w:t>
-        </w:r>
-      </w:hyperlink>
+      <w:r>
+        <w:rPr>
+          <w:b/>
+          <w:bCs/>
+          <w:color w:val="5B4B8A"/>
+          <w:sz w:val="20"/>
+          <w:szCs w:val="20"/>
+          <w:rFonts w:ascii="Calibri" w:cs="Calibri" w:eastAsia="Calibri" w:hAnsi="Calibri"/>
+        </w:rPr>
+        <w:t xml:space="preserve">wpempirebuilder.com</w:t>
+      </w:r>
       <w:r>
         <w:rPr>
           <w:color w:val="222222"/>
@@ -1784,19 +1750,17 @@
         </w:numPr>
         <w:spacing w:after="20"/>
       </w:pPr>
-      <w:hyperlink w:history="1" r:id="rIdxlozyqwqvznleejuiz_iw">
-        <w:r>
-          <w:rPr>
-            <w:b/>
-            <w:bCs/>
-            <w:color w:val="5B4B8A"/>
-            <w:sz w:val="20"/>
-            <w:szCs w:val="20"/>
-            <w:rFonts w:ascii="Calibri" w:cs="Calibri" w:eastAsia="Calibri" w:hAnsi="Calibri"/>
-          </w:rPr>
-          <w:t xml:space="preserve">giladlab.uchicago.edu</w:t>
-        </w:r>
-      </w:hyperlink>
+      <w:r>
+        <w:rPr>
+          <w:b/>
+          <w:bCs/>
+          <w:color w:val="5B4B8A"/>
+          <w:sz w:val="20"/>
+          <w:szCs w:val="20"/>
+          <w:rFonts w:ascii="Calibri" w:cs="Calibri" w:eastAsia="Calibri" w:hAnsi="Calibri"/>
+        </w:rPr>
+        <w:t xml:space="preserve">giladlab.uchicago.edu</w:t>
+      </w:r>
       <w:r>
         <w:rPr>
           <w:color w:val="222222"/>
@@ -1816,19 +1780,17 @@
         </w:numPr>
         <w:spacing w:after="20"/>
       </w:pPr>
-      <w:hyperlink w:history="1" r:id="rIdthxfplqpy9xnq1hcgy-6n">
-        <w:r>
-          <w:rPr>
-            <w:b/>
-            <w:bCs/>
-            <w:color w:val="5B4B8A"/>
-            <w:sz w:val="20"/>
-            <w:szCs w:val="20"/>
-            <w:rFonts w:ascii="Calibri" w:cs="Calibri" w:eastAsia="Calibri" w:hAnsi="Calibri"/>
-          </w:rPr>
-          <w:t xml:space="preserve">chronotek.net</w:t>
-        </w:r>
-      </w:hyperlink>
+      <w:r>
+        <w:rPr>
+          <w:b/>
+          <w:bCs/>
+          <w:color w:val="5B4B8A"/>
+          <w:sz w:val="20"/>
+          <w:szCs w:val="20"/>
+          <w:rFonts w:ascii="Calibri" w:cs="Calibri" w:eastAsia="Calibri" w:hAnsi="Calibri"/>
+        </w:rPr>
+        <w:t xml:space="preserve">chronotek.net</w:t>
+      </w:r>
       <w:r>
         <w:rPr>
           <w:color w:val="222222"/>
@@ -1878,19 +1840,17 @@
         </w:numPr>
         <w:spacing w:after="20"/>
       </w:pPr>
-      <w:hyperlink w:history="1" r:id="rIduovld3ncxcdtpgmh1mrcv">
-        <w:r>
-          <w:rPr>
-            <w:b/>
-            <w:bCs/>
-            <w:color w:val="5B4B8A"/>
-            <w:sz w:val="20"/>
-            <w:szCs w:val="20"/>
-            <w:rFonts w:ascii="Calibri" w:cs="Calibri" w:eastAsia="Calibri" w:hAnsi="Calibri"/>
-          </w:rPr>
-          <w:t xml:space="preserve">porterandyork.com</w:t>
-        </w:r>
-      </w:hyperlink>
+      <w:r>
+        <w:rPr>
+          <w:b/>
+          <w:bCs/>
+          <w:color w:val="5B4B8A"/>
+          <w:sz w:val="20"/>
+          <w:szCs w:val="20"/>
+          <w:rFonts w:ascii="Calibri" w:cs="Calibri" w:eastAsia="Calibri" w:hAnsi="Calibri"/>
+        </w:rPr>
+        <w:t xml:space="preserve">porterandyork.com</w:t>
+      </w:r>
       <w:r>
         <w:rPr>
           <w:color w:val="222222"/>
@@ -1910,19 +1870,17 @@
         </w:numPr>
         <w:spacing w:after="20"/>
       </w:pPr>
-      <w:hyperlink w:history="1" r:id="rIdweiaofnecyv4cyup97whj">
-        <w:r>
-          <w:rPr>
-            <w:b/>
-            <w:bCs/>
-            <w:color w:val="5B4B8A"/>
-            <w:sz w:val="20"/>
-            <w:szCs w:val="20"/>
-            <w:rFonts w:ascii="Calibri" w:cs="Calibri" w:eastAsia="Calibri" w:hAnsi="Calibri"/>
-          </w:rPr>
-          <w:t xml:space="preserve">bluestarcoffeeroasters.com</w:t>
-        </w:r>
-      </w:hyperlink>
+      <w:r>
+        <w:rPr>
+          <w:b/>
+          <w:bCs/>
+          <w:color w:val="5B4B8A"/>
+          <w:sz w:val="20"/>
+          <w:szCs w:val="20"/>
+          <w:rFonts w:ascii="Calibri" w:cs="Calibri" w:eastAsia="Calibri" w:hAnsi="Calibri"/>
+        </w:rPr>
+        <w:t xml:space="preserve">bluestarcoffeeroasters.com</w:t>
+      </w:r>
       <w:r>
         <w:rPr>
           <w:color w:val="222222"/>
@@ -1958,19 +1916,17 @@
         </w:numPr>
         <w:spacing w:after="20"/>
       </w:pPr>
-      <w:hyperlink w:history="1" r:id="rIdlgpuwdkj957skwq1junnb">
-        <w:r>
-          <w:rPr>
-            <w:b/>
-            <w:bCs/>
-            <w:color w:val="5B4B8A"/>
-            <w:sz w:val="20"/>
-            <w:szCs w:val="20"/>
-            <w:rFonts w:ascii="Calibri" w:cs="Calibri" w:eastAsia="Calibri" w:hAnsi="Calibri"/>
-          </w:rPr>
-          <w:t xml:space="preserve">whatisblik.com</w:t>
-        </w:r>
-      </w:hyperlink>
+      <w:r>
+        <w:rPr>
+          <w:b/>
+          <w:bCs/>
+          <w:color w:val="5B4B8A"/>
+          <w:sz w:val="20"/>
+          <w:szCs w:val="20"/>
+          <w:rFonts w:ascii="Calibri" w:cs="Calibri" w:eastAsia="Calibri" w:hAnsi="Calibri"/>
+        </w:rPr>
+        <w:t xml:space="preserve">whatisblik.com</w:t>
+      </w:r>
       <w:r>
         <w:rPr>
           <w:color w:val="222222"/>
@@ -1990,19 +1946,17 @@
         </w:numPr>
         <w:spacing w:after="20"/>
       </w:pPr>
-      <w:hyperlink w:history="1" r:id="rIdrwnfrgpqpdwfw3vk6jypr">
-        <w:r>
-          <w:rPr>
-            <w:b/>
-            <w:bCs/>
-            <w:color w:val="5B4B8A"/>
-            <w:sz w:val="20"/>
-            <w:szCs w:val="20"/>
-            <w:rFonts w:ascii="Calibri" w:cs="Calibri" w:eastAsia="Calibri" w:hAnsi="Calibri"/>
-          </w:rPr>
-          <w:t xml:space="preserve">zinus.com</w:t>
-        </w:r>
-      </w:hyperlink>
+      <w:r>
+        <w:rPr>
+          <w:b/>
+          <w:bCs/>
+          <w:color w:val="5B4B8A"/>
+          <w:sz w:val="20"/>
+          <w:szCs w:val="20"/>
+          <w:rFonts w:ascii="Calibri" w:cs="Calibri" w:eastAsia="Calibri" w:hAnsi="Calibri"/>
+        </w:rPr>
+        <w:t xml:space="preserve">zinus.com</w:t>
+      </w:r>
       <w:r>
         <w:rPr>
           <w:color w:val="222222"/>
